--- a/Протоколы/lab5/lab5.docx
+++ b/Протоколы/lab5/lab5.docx
@@ -131,6 +131,7 @@
         </w:rPr>
         <w:t>Цель работы</w:t>
       </w:r>
+      <w:proofErr w:type="gramStart"/>
       <w:r>
         <w:rPr>
           <w:rFonts w:ascii="Times New Roman" w:eastAsia="Times New Roman" w:hAnsi="Times New Roman" w:cs="Times New Roman"/>
@@ -149,7 +150,17 @@
           <w:szCs w:val="24"/>
           <w:lang w:eastAsia="ru-RU"/>
         </w:rPr>
-        <w:t>Исследовать размер окна приёма TCP в различных операционных системах, определить используемые TCP-опции и рассчитать максимальный размер TCP-окна с учётом масштабирования окна.</w:t>
+        <w:t>Исследовать</w:t>
+      </w:r>
+      <w:proofErr w:type="gramEnd"/>
+      <w:r>
+        <w:rPr>
+          <w:rFonts w:ascii="Times New Roman" w:eastAsia="Times New Roman" w:hAnsi="Times New Roman" w:cs="Times New Roman"/>
+          <w:sz w:val="24"/>
+          <w:szCs w:val="24"/>
+          <w:lang w:eastAsia="ru-RU"/>
+        </w:rPr>
+        <w:t xml:space="preserve"> размер окна приёма TCP в различных операционных системах, определить используемые TCP-опции и рассчитать максимальный размер TCP-окна с учётом масштабирования окна.</w:t>
       </w:r>
     </w:p>
     <w:p>
@@ -705,6 +716,981 @@
         <w:t>NOP.</w:t>
       </w:r>
     </w:p>
+    <w:p>
+      <w:pPr>
+        <w:rPr>
+          <w:rFonts w:ascii="Times New Roman" w:eastAsia="Times New Roman" w:hAnsi="Times New Roman" w:cs="Times New Roman"/>
+          <w:sz w:val="24"/>
+          <w:szCs w:val="24"/>
+          <w:lang w:eastAsia="ru-RU"/>
+        </w:rPr>
+      </w:pPr>
+      <w:r>
+        <w:br w:type="page"/>
+      </w:r>
+    </w:p>
+    <w:p>
+      <w:pPr>
+        <w:pStyle w:val="a3"/>
+        <w:rPr>
+          <w:lang w:val="en-US"/>
+        </w:rPr>
+      </w:pPr>
+      <w:r>
+        <w:rPr>
+          <w:lang w:val="en-US"/>
+        </w:rPr>
+        <w:lastRenderedPageBreak/>
+        <w:t>Ubuntu 15.10</w:t>
+      </w:r>
+    </w:p>
+    <w:p>
+      <w:pPr>
+        <w:pStyle w:val="a3"/>
+      </w:pPr>
+      <w:r>
+        <w:drawing>
+          <wp:inline distT="0" distB="0" distL="0" distR="0" wp14:anchorId="03248CE8" wp14:editId="0CEE3649">
+            <wp:extent cx="5940425" cy="4978400"/>
+            <wp:effectExtent l="0" t="0" r="3175" b="0"/>
+            <wp:docPr id="1" name="Рисунок 1"/>
+            <wp:cNvGraphicFramePr>
+              <a:graphicFrameLocks xmlns:a="http://schemas.openxmlformats.org/drawingml/2006/main" noChangeAspect="1"/>
+            </wp:cNvGraphicFramePr>
+            <a:graphic xmlns:a="http://schemas.openxmlformats.org/drawingml/2006/main">
+              <a:graphicData uri="http://schemas.openxmlformats.org/drawingml/2006/picture">
+                <pic:pic xmlns:pic="http://schemas.openxmlformats.org/drawingml/2006/picture">
+                  <pic:nvPicPr>
+                    <pic:cNvPr id="1" name=""/>
+                    <pic:cNvPicPr/>
+                  </pic:nvPicPr>
+                  <pic:blipFill>
+                    <a:blip r:embed="rId5"/>
+                    <a:stretch>
+                      <a:fillRect/>
+                    </a:stretch>
+                  </pic:blipFill>
+                  <pic:spPr>
+                    <a:xfrm>
+                      <a:off x="0" y="0"/>
+                      <a:ext cx="5940425" cy="4978400"/>
+                    </a:xfrm>
+                    <a:prstGeom prst="rect">
+                      <a:avLst/>
+                    </a:prstGeom>
+                  </pic:spPr>
+                </pic:pic>
+              </a:graphicData>
+            </a:graphic>
+          </wp:inline>
+        </w:drawing>
+      </w:r>
+    </w:p>
+    <w:tbl>
+      <w:tblPr>
+        <w:tblStyle w:val="a5"/>
+        <w:tblW w:w="0" w:type="auto"/>
+        <w:tblInd w:w="0" w:type="dxa"/>
+        <w:tblLook w:val="04A0" w:firstRow="1" w:lastRow="0" w:firstColumn="1" w:lastColumn="0" w:noHBand="0" w:noVBand="1"/>
+      </w:tblPr>
+      <w:tblGrid>
+        <w:gridCol w:w="2336"/>
+        <w:gridCol w:w="1628"/>
+        <w:gridCol w:w="3044"/>
+        <w:gridCol w:w="2337"/>
+      </w:tblGrid>
+      <w:tr>
+        <w:tc>
+          <w:tcPr>
+            <w:tcW w:w="2336" w:type="dxa"/>
+            <w:tcBorders>
+              <w:top w:val="single" w:sz="4" w:space="0" w:color="auto"/>
+              <w:left w:val="single" w:sz="4" w:space="0" w:color="auto"/>
+              <w:bottom w:val="single" w:sz="4" w:space="0" w:color="auto"/>
+              <w:right w:val="single" w:sz="4" w:space="0" w:color="auto"/>
+            </w:tcBorders>
+            <w:hideMark/>
+          </w:tcPr>
+          <w:p>
+            <w:pPr>
+              <w:jc w:val="center"/>
+              <w:rPr>
+                <w:rFonts w:ascii="Times New Roman" w:hAnsi="Times New Roman" w:cs="Times New Roman"/>
+                <w:sz w:val="26"/>
+                <w:szCs w:val="26"/>
+              </w:rPr>
+            </w:pPr>
+            <w:r>
+              <w:rPr>
+                <w:rFonts w:ascii="Times New Roman" w:hAnsi="Times New Roman" w:cs="Times New Roman"/>
+                <w:sz w:val="26"/>
+                <w:szCs w:val="26"/>
+              </w:rPr>
+              <w:t>ОС</w:t>
+            </w:r>
+          </w:p>
+        </w:tc>
+        <w:tc>
+          <w:tcPr>
+            <w:tcW w:w="1628" w:type="dxa"/>
+            <w:tcBorders>
+              <w:top w:val="single" w:sz="4" w:space="0" w:color="auto"/>
+              <w:left w:val="single" w:sz="4" w:space="0" w:color="auto"/>
+              <w:bottom w:val="single" w:sz="4" w:space="0" w:color="auto"/>
+              <w:right w:val="single" w:sz="4" w:space="0" w:color="auto"/>
+            </w:tcBorders>
+            <w:hideMark/>
+          </w:tcPr>
+          <w:p>
+            <w:pPr>
+              <w:jc w:val="center"/>
+              <w:rPr>
+                <w:rFonts w:ascii="Times New Roman" w:hAnsi="Times New Roman" w:cs="Times New Roman"/>
+                <w:sz w:val="26"/>
+                <w:szCs w:val="26"/>
+              </w:rPr>
+            </w:pPr>
+            <w:r>
+              <w:rPr>
+                <w:rFonts w:ascii="Times New Roman" w:hAnsi="Times New Roman" w:cs="Times New Roman"/>
+                <w:sz w:val="26"/>
+                <w:szCs w:val="26"/>
+              </w:rPr>
+              <w:t>Год выпуска</w:t>
+            </w:r>
+          </w:p>
+        </w:tc>
+        <w:tc>
+          <w:tcPr>
+            <w:tcW w:w="3044" w:type="dxa"/>
+            <w:tcBorders>
+              <w:top w:val="single" w:sz="4" w:space="0" w:color="auto"/>
+              <w:left w:val="single" w:sz="4" w:space="0" w:color="auto"/>
+              <w:bottom w:val="single" w:sz="4" w:space="0" w:color="auto"/>
+              <w:right w:val="single" w:sz="4" w:space="0" w:color="auto"/>
+            </w:tcBorders>
+            <w:hideMark/>
+          </w:tcPr>
+          <w:p>
+            <w:pPr>
+              <w:jc w:val="center"/>
+              <w:rPr>
+                <w:rFonts w:ascii="Times New Roman" w:hAnsi="Times New Roman" w:cs="Times New Roman"/>
+                <w:sz w:val="26"/>
+                <w:szCs w:val="26"/>
+                <w:lang w:val="en-US"/>
+              </w:rPr>
+            </w:pPr>
+            <w:r>
+              <w:rPr>
+                <w:rFonts w:ascii="Times New Roman" w:hAnsi="Times New Roman" w:cs="Times New Roman"/>
+                <w:sz w:val="26"/>
+                <w:szCs w:val="26"/>
+              </w:rPr>
+              <w:t xml:space="preserve">Опции </w:t>
+            </w:r>
+            <w:r>
+              <w:rPr>
+                <w:rFonts w:ascii="Times New Roman" w:hAnsi="Times New Roman" w:cs="Times New Roman"/>
+                <w:sz w:val="26"/>
+                <w:szCs w:val="26"/>
+                <w:lang w:val="en-US"/>
+              </w:rPr>
+              <w:t>TCP</w:t>
+            </w:r>
+          </w:p>
+        </w:tc>
+        <w:tc>
+          <w:tcPr>
+            <w:tcW w:w="2337" w:type="dxa"/>
+            <w:tcBorders>
+              <w:top w:val="single" w:sz="4" w:space="0" w:color="auto"/>
+              <w:left w:val="single" w:sz="4" w:space="0" w:color="auto"/>
+              <w:bottom w:val="single" w:sz="4" w:space="0" w:color="auto"/>
+              <w:right w:val="single" w:sz="4" w:space="0" w:color="auto"/>
+            </w:tcBorders>
+            <w:hideMark/>
+          </w:tcPr>
+          <w:p>
+            <w:pPr>
+              <w:jc w:val="center"/>
+              <w:rPr>
+                <w:rFonts w:ascii="Times New Roman" w:hAnsi="Times New Roman" w:cs="Times New Roman"/>
+                <w:sz w:val="26"/>
+                <w:szCs w:val="26"/>
+              </w:rPr>
+            </w:pPr>
+            <w:r>
+              <w:rPr>
+                <w:rFonts w:ascii="Times New Roman" w:hAnsi="Times New Roman" w:cs="Times New Roman"/>
+                <w:sz w:val="26"/>
+                <w:szCs w:val="26"/>
+              </w:rPr>
+              <w:t>Макс. окно, байт</w:t>
+            </w:r>
+          </w:p>
+        </w:tc>
+      </w:tr>
+      <w:tr>
+        <w:tc>
+          <w:tcPr>
+            <w:tcW w:w="2336" w:type="dxa"/>
+            <w:tcBorders>
+              <w:top w:val="single" w:sz="4" w:space="0" w:color="auto"/>
+              <w:left w:val="single" w:sz="4" w:space="0" w:color="auto"/>
+              <w:bottom w:val="single" w:sz="4" w:space="0" w:color="auto"/>
+              <w:right w:val="single" w:sz="4" w:space="0" w:color="auto"/>
+            </w:tcBorders>
+            <w:hideMark/>
+          </w:tcPr>
+          <w:p>
+            <w:pPr>
+              <w:jc w:val="center"/>
+              <w:rPr>
+                <w:rFonts w:ascii="Times New Roman" w:hAnsi="Times New Roman" w:cs="Times New Roman"/>
+                <w:sz w:val="26"/>
+                <w:szCs w:val="26"/>
+                <w:lang w:val="en-US"/>
+              </w:rPr>
+            </w:pPr>
+            <w:r>
+              <w:rPr>
+                <w:rFonts w:ascii="Times New Roman" w:hAnsi="Times New Roman" w:cs="Times New Roman"/>
+                <w:sz w:val="26"/>
+                <w:szCs w:val="26"/>
+                <w:lang w:val="en-US"/>
+              </w:rPr>
+              <w:t>Ubuntu 15.10</w:t>
+            </w:r>
+          </w:p>
+        </w:tc>
+        <w:tc>
+          <w:tcPr>
+            <w:tcW w:w="1628" w:type="dxa"/>
+            <w:tcBorders>
+              <w:top w:val="single" w:sz="4" w:space="0" w:color="auto"/>
+              <w:left w:val="single" w:sz="4" w:space="0" w:color="auto"/>
+              <w:bottom w:val="single" w:sz="4" w:space="0" w:color="auto"/>
+              <w:right w:val="single" w:sz="4" w:space="0" w:color="auto"/>
+            </w:tcBorders>
+            <w:hideMark/>
+          </w:tcPr>
+          <w:p>
+            <w:pPr>
+              <w:jc w:val="center"/>
+              <w:rPr>
+                <w:rFonts w:ascii="Times New Roman" w:hAnsi="Times New Roman" w:cs="Times New Roman"/>
+                <w:sz w:val="26"/>
+                <w:szCs w:val="26"/>
+              </w:rPr>
+            </w:pPr>
+            <w:r>
+              <w:rPr>
+                <w:rFonts w:ascii="Times New Roman" w:hAnsi="Times New Roman" w:cs="Times New Roman"/>
+                <w:sz w:val="26"/>
+                <w:szCs w:val="26"/>
+              </w:rPr>
+              <w:t>2026</w:t>
+            </w:r>
+          </w:p>
+        </w:tc>
+        <w:tc>
+          <w:tcPr>
+            <w:tcW w:w="3044" w:type="dxa"/>
+            <w:tcBorders>
+              <w:top w:val="single" w:sz="4" w:space="0" w:color="auto"/>
+              <w:left w:val="single" w:sz="4" w:space="0" w:color="auto"/>
+              <w:bottom w:val="single" w:sz="4" w:space="0" w:color="auto"/>
+              <w:right w:val="single" w:sz="4" w:space="0" w:color="auto"/>
+            </w:tcBorders>
+            <w:hideMark/>
+          </w:tcPr>
+          <w:p>
+            <w:pPr>
+              <w:jc w:val="center"/>
+              <w:rPr>
+                <w:rFonts w:ascii="Times New Roman" w:hAnsi="Times New Roman" w:cs="Times New Roman"/>
+                <w:sz w:val="24"/>
+                <w:szCs w:val="24"/>
+                <w:lang w:val="en-US"/>
+              </w:rPr>
+            </w:pPr>
+            <w:proofErr w:type="gramStart"/>
+            <w:r>
+              <w:rPr>
+                <w:rFonts w:ascii="Times New Roman" w:hAnsi="Times New Roman" w:cs="Times New Roman"/>
+                <w:sz w:val="24"/>
+                <w:szCs w:val="24"/>
+                <w:lang w:val="en-US" w:eastAsia="ru-RU"/>
+              </w:rPr>
+              <w:t>MSS(</w:t>
+            </w:r>
+            <w:proofErr w:type="gramEnd"/>
+            <w:r>
+              <w:rPr>
+                <w:rFonts w:ascii="Times New Roman" w:hAnsi="Times New Roman" w:cs="Times New Roman"/>
+                <w:sz w:val="24"/>
+                <w:szCs w:val="24"/>
+                <w:lang w:val="en-US" w:eastAsia="ru-RU"/>
+              </w:rPr>
+              <w:t>1460), SACK, Timestamps, NOP, Window Scale  7</w:t>
+            </w:r>
+          </w:p>
+        </w:tc>
+        <w:tc>
+          <w:tcPr>
+            <w:tcW w:w="2337" w:type="dxa"/>
+            <w:tcBorders>
+              <w:top w:val="single" w:sz="4" w:space="0" w:color="auto"/>
+              <w:left w:val="single" w:sz="4" w:space="0" w:color="auto"/>
+              <w:bottom w:val="single" w:sz="4" w:space="0" w:color="auto"/>
+              <w:right w:val="single" w:sz="4" w:space="0" w:color="auto"/>
+            </w:tcBorders>
+            <w:hideMark/>
+          </w:tcPr>
+          <w:p>
+            <w:pPr>
+              <w:jc w:val="center"/>
+              <w:rPr>
+                <w:rFonts w:ascii="Times New Roman" w:hAnsi="Times New Roman" w:cs="Times New Roman"/>
+                <w:sz w:val="26"/>
+                <w:szCs w:val="26"/>
+              </w:rPr>
+            </w:pPr>
+            <w:r>
+              <w:rPr>
+                <w:rFonts w:ascii="Times New Roman" w:hAnsi="Times New Roman" w:cs="Times New Roman"/>
+                <w:sz w:val="26"/>
+                <w:szCs w:val="26"/>
+              </w:rPr>
+              <w:t xml:space="preserve">65535 * 128 = </w:t>
+            </w:r>
+          </w:p>
+          <w:p>
+            <w:pPr>
+              <w:jc w:val="center"/>
+              <w:rPr>
+                <w:rFonts w:ascii="Times New Roman" w:hAnsi="Times New Roman" w:cs="Times New Roman"/>
+                <w:sz w:val="26"/>
+                <w:szCs w:val="26"/>
+              </w:rPr>
+            </w:pPr>
+            <w:r>
+              <w:rPr>
+                <w:rFonts w:ascii="Times New Roman" w:hAnsi="Times New Roman" w:cs="Times New Roman"/>
+                <w:sz w:val="26"/>
+                <w:szCs w:val="26"/>
+              </w:rPr>
+              <w:t>8 388 480</w:t>
+            </w:r>
+          </w:p>
+        </w:tc>
+      </w:tr>
+      <w:tr>
+        <w:tc>
+          <w:tcPr>
+            <w:tcW w:w="2336" w:type="dxa"/>
+            <w:tcBorders>
+              <w:top w:val="single" w:sz="4" w:space="0" w:color="auto"/>
+              <w:left w:val="single" w:sz="4" w:space="0" w:color="auto"/>
+              <w:bottom w:val="single" w:sz="4" w:space="0" w:color="auto"/>
+              <w:right w:val="single" w:sz="4" w:space="0" w:color="auto"/>
+            </w:tcBorders>
+            <w:hideMark/>
+          </w:tcPr>
+          <w:p>
+            <w:pPr>
+              <w:jc w:val="center"/>
+              <w:rPr>
+                <w:rFonts w:ascii="Times New Roman" w:hAnsi="Times New Roman" w:cs="Times New Roman"/>
+                <w:sz w:val="26"/>
+                <w:szCs w:val="26"/>
+                <w:lang w:val="en-US"/>
+              </w:rPr>
+            </w:pPr>
+            <w:r>
+              <w:rPr>
+                <w:rFonts w:ascii="Times New Roman" w:hAnsi="Times New Roman" w:cs="Times New Roman"/>
+                <w:sz w:val="26"/>
+                <w:szCs w:val="26"/>
+              </w:rPr>
+              <w:t>Ubuntu 22.</w:t>
+            </w:r>
+            <w:r>
+              <w:rPr>
+                <w:rFonts w:ascii="Times New Roman" w:hAnsi="Times New Roman" w:cs="Times New Roman"/>
+                <w:sz w:val="26"/>
+                <w:szCs w:val="26"/>
+                <w:lang w:val="en-US"/>
+              </w:rPr>
+              <w:t>10</w:t>
+            </w:r>
+          </w:p>
+        </w:tc>
+        <w:tc>
+          <w:tcPr>
+            <w:tcW w:w="1628" w:type="dxa"/>
+            <w:tcBorders>
+              <w:top w:val="single" w:sz="4" w:space="0" w:color="auto"/>
+              <w:left w:val="single" w:sz="4" w:space="0" w:color="auto"/>
+              <w:bottom w:val="single" w:sz="4" w:space="0" w:color="auto"/>
+              <w:right w:val="single" w:sz="4" w:space="0" w:color="auto"/>
+            </w:tcBorders>
+            <w:hideMark/>
+          </w:tcPr>
+          <w:p>
+            <w:pPr>
+              <w:jc w:val="center"/>
+              <w:rPr>
+                <w:rFonts w:ascii="Times New Roman" w:hAnsi="Times New Roman" w:cs="Times New Roman"/>
+                <w:sz w:val="26"/>
+                <w:szCs w:val="26"/>
+                <w:lang w:val="en-US"/>
+              </w:rPr>
+            </w:pPr>
+          </w:p>
+        </w:tc>
+        <w:tc>
+          <w:tcPr>
+            <w:tcW w:w="3044" w:type="dxa"/>
+            <w:tcBorders>
+              <w:top w:val="single" w:sz="4" w:space="0" w:color="auto"/>
+              <w:left w:val="single" w:sz="4" w:space="0" w:color="auto"/>
+              <w:bottom w:val="single" w:sz="4" w:space="0" w:color="auto"/>
+              <w:right w:val="single" w:sz="4" w:space="0" w:color="auto"/>
+            </w:tcBorders>
+            <w:hideMark/>
+          </w:tcPr>
+          <w:p>
+            <w:pPr>
+              <w:jc w:val="center"/>
+              <w:rPr>
+                <w:rFonts w:ascii="Times New Roman" w:hAnsi="Times New Roman" w:cs="Times New Roman"/>
+                <w:sz w:val="24"/>
+                <w:szCs w:val="24"/>
+                <w:lang w:val="en-US"/>
+              </w:rPr>
+            </w:pPr>
+            <w:proofErr w:type="gramStart"/>
+            <w:r>
+              <w:rPr>
+                <w:rFonts w:ascii="Times New Roman" w:hAnsi="Times New Roman" w:cs="Times New Roman"/>
+                <w:sz w:val="24"/>
+                <w:szCs w:val="24"/>
+                <w:lang w:val="en-US" w:eastAsia="ru-RU"/>
+              </w:rPr>
+              <w:t>MSS(</w:t>
+            </w:r>
+            <w:proofErr w:type="gramEnd"/>
+            <w:r>
+              <w:rPr>
+                <w:rFonts w:ascii="Times New Roman" w:hAnsi="Times New Roman" w:cs="Times New Roman"/>
+                <w:sz w:val="24"/>
+                <w:szCs w:val="24"/>
+                <w:lang w:val="en-US" w:eastAsia="ru-RU"/>
+              </w:rPr>
+              <w:t>1460), SACK, Timestamps, NOP, Window Scale  7</w:t>
+            </w:r>
+          </w:p>
+        </w:tc>
+        <w:tc>
+          <w:tcPr>
+            <w:tcW w:w="2337" w:type="dxa"/>
+            <w:tcBorders>
+              <w:top w:val="single" w:sz="4" w:space="0" w:color="auto"/>
+              <w:left w:val="single" w:sz="4" w:space="0" w:color="auto"/>
+              <w:bottom w:val="single" w:sz="4" w:space="0" w:color="auto"/>
+              <w:right w:val="single" w:sz="4" w:space="0" w:color="auto"/>
+            </w:tcBorders>
+            <w:hideMark/>
+          </w:tcPr>
+          <w:p>
+            <w:pPr>
+              <w:jc w:val="center"/>
+              <w:rPr>
+                <w:rFonts w:ascii="Times New Roman" w:hAnsi="Times New Roman" w:cs="Times New Roman"/>
+                <w:sz w:val="26"/>
+                <w:szCs w:val="26"/>
+              </w:rPr>
+            </w:pPr>
+            <w:r>
+              <w:rPr>
+                <w:rFonts w:ascii="Times New Roman" w:hAnsi="Times New Roman" w:cs="Times New Roman"/>
+                <w:sz w:val="26"/>
+                <w:szCs w:val="26"/>
+              </w:rPr>
+              <w:t xml:space="preserve">65535 * 128 = </w:t>
+            </w:r>
+          </w:p>
+          <w:p>
+            <w:pPr>
+              <w:jc w:val="center"/>
+              <w:rPr>
+                <w:rFonts w:ascii="Times New Roman" w:hAnsi="Times New Roman" w:cs="Times New Roman"/>
+                <w:sz w:val="26"/>
+                <w:szCs w:val="26"/>
+                <w:lang w:val="en-US"/>
+              </w:rPr>
+            </w:pPr>
+            <w:r>
+              <w:rPr>
+                <w:rFonts w:ascii="Times New Roman" w:hAnsi="Times New Roman" w:cs="Times New Roman"/>
+                <w:sz w:val="26"/>
+                <w:szCs w:val="26"/>
+              </w:rPr>
+              <w:t>8 388 480</w:t>
+            </w:r>
+          </w:p>
+        </w:tc>
+      </w:tr>
+      <w:tr>
+        <w:tc>
+          <w:tcPr>
+            <w:tcW w:w="2336" w:type="dxa"/>
+            <w:tcBorders>
+              <w:top w:val="single" w:sz="4" w:space="0" w:color="auto"/>
+              <w:left w:val="single" w:sz="4" w:space="0" w:color="auto"/>
+              <w:bottom w:val="single" w:sz="4" w:space="0" w:color="auto"/>
+              <w:right w:val="single" w:sz="4" w:space="0" w:color="auto"/>
+            </w:tcBorders>
+            <w:hideMark/>
+          </w:tcPr>
+          <w:p>
+            <w:pPr>
+              <w:jc w:val="center"/>
+              <w:rPr>
+                <w:rFonts w:ascii="Times New Roman" w:hAnsi="Times New Roman" w:cs="Times New Roman"/>
+                <w:sz w:val="26"/>
+                <w:szCs w:val="26"/>
+                <w:lang w:val="en-US"/>
+              </w:rPr>
+            </w:pPr>
+            <w:r>
+              <w:rPr>
+                <w:rFonts w:ascii="Times New Roman" w:hAnsi="Times New Roman" w:cs="Times New Roman"/>
+                <w:sz w:val="26"/>
+                <w:szCs w:val="26"/>
+                <w:lang w:val="en-US"/>
+              </w:rPr>
+              <w:t>Windows 10</w:t>
+            </w:r>
+          </w:p>
+        </w:tc>
+        <w:tc>
+          <w:tcPr>
+            <w:tcW w:w="1628" w:type="dxa"/>
+            <w:tcBorders>
+              <w:top w:val="single" w:sz="4" w:space="0" w:color="auto"/>
+              <w:left w:val="single" w:sz="4" w:space="0" w:color="auto"/>
+              <w:bottom w:val="single" w:sz="4" w:space="0" w:color="auto"/>
+              <w:right w:val="single" w:sz="4" w:space="0" w:color="auto"/>
+            </w:tcBorders>
+            <w:hideMark/>
+          </w:tcPr>
+          <w:p>
+            <w:pPr>
+              <w:jc w:val="center"/>
+              <w:rPr>
+                <w:rFonts w:ascii="Times New Roman" w:hAnsi="Times New Roman" w:cs="Times New Roman"/>
+                <w:sz w:val="26"/>
+                <w:szCs w:val="26"/>
+                <w:lang w:val="en-US"/>
+              </w:rPr>
+            </w:pPr>
+          </w:p>
+        </w:tc>
+        <w:tc>
+          <w:tcPr>
+            <w:tcW w:w="3044" w:type="dxa"/>
+            <w:tcBorders>
+              <w:top w:val="single" w:sz="4" w:space="0" w:color="auto"/>
+              <w:left w:val="single" w:sz="4" w:space="0" w:color="auto"/>
+              <w:bottom w:val="single" w:sz="4" w:space="0" w:color="auto"/>
+              <w:right w:val="single" w:sz="4" w:space="0" w:color="auto"/>
+            </w:tcBorders>
+            <w:hideMark/>
+          </w:tcPr>
+          <w:p>
+            <w:pPr>
+              <w:jc w:val="center"/>
+              <w:rPr>
+                <w:rFonts w:ascii="Times New Roman" w:hAnsi="Times New Roman" w:cs="Times New Roman"/>
+                <w:sz w:val="24"/>
+                <w:szCs w:val="24"/>
+                <w:lang w:val="en-US"/>
+              </w:rPr>
+            </w:pPr>
+            <w:proofErr w:type="gramStart"/>
+            <w:r>
+              <w:rPr>
+                <w:rFonts w:ascii="Times New Roman" w:hAnsi="Times New Roman" w:cs="Times New Roman"/>
+                <w:sz w:val="24"/>
+                <w:szCs w:val="24"/>
+                <w:lang w:val="en-US" w:eastAsia="ru-RU"/>
+              </w:rPr>
+              <w:t>MSS(</w:t>
+            </w:r>
+            <w:proofErr w:type="gramEnd"/>
+            <w:r>
+              <w:rPr>
+                <w:rFonts w:ascii="Times New Roman" w:hAnsi="Times New Roman" w:cs="Times New Roman"/>
+                <w:sz w:val="24"/>
+                <w:szCs w:val="24"/>
+                <w:lang w:val="en-US" w:eastAsia="ru-RU"/>
+              </w:rPr>
+              <w:t>1460), SACK, Timestamps, NOP, Window Scale  7</w:t>
+            </w:r>
+          </w:p>
+        </w:tc>
+        <w:tc>
+          <w:tcPr>
+            <w:tcW w:w="2337" w:type="dxa"/>
+            <w:tcBorders>
+              <w:top w:val="single" w:sz="4" w:space="0" w:color="auto"/>
+              <w:left w:val="single" w:sz="4" w:space="0" w:color="auto"/>
+              <w:bottom w:val="single" w:sz="4" w:space="0" w:color="auto"/>
+              <w:right w:val="single" w:sz="4" w:space="0" w:color="auto"/>
+            </w:tcBorders>
+            <w:hideMark/>
+          </w:tcPr>
+          <w:p>
+            <w:pPr>
+              <w:jc w:val="center"/>
+              <w:rPr>
+                <w:rFonts w:ascii="Times New Roman" w:hAnsi="Times New Roman" w:cs="Times New Roman"/>
+                <w:sz w:val="26"/>
+                <w:szCs w:val="26"/>
+              </w:rPr>
+            </w:pPr>
+            <w:r>
+              <w:rPr>
+                <w:rFonts w:ascii="Times New Roman" w:hAnsi="Times New Roman" w:cs="Times New Roman"/>
+                <w:sz w:val="26"/>
+                <w:szCs w:val="26"/>
+              </w:rPr>
+              <w:t xml:space="preserve">65535 * 128 = </w:t>
+            </w:r>
+          </w:p>
+          <w:p>
+            <w:pPr>
+              <w:jc w:val="center"/>
+              <w:rPr>
+                <w:rFonts w:ascii="Times New Roman" w:hAnsi="Times New Roman" w:cs="Times New Roman"/>
+                <w:sz w:val="26"/>
+                <w:szCs w:val="26"/>
+                <w:lang w:val="en-US"/>
+              </w:rPr>
+            </w:pPr>
+            <w:r>
+              <w:rPr>
+                <w:rFonts w:ascii="Times New Roman" w:hAnsi="Times New Roman" w:cs="Times New Roman"/>
+                <w:sz w:val="26"/>
+                <w:szCs w:val="26"/>
+              </w:rPr>
+              <w:t>8 388 480</w:t>
+            </w:r>
+          </w:p>
+        </w:tc>
+      </w:tr>
+      <w:tr>
+        <w:tc>
+          <w:tcPr>
+            <w:tcW w:w="2336" w:type="dxa"/>
+            <w:tcBorders>
+              <w:top w:val="single" w:sz="4" w:space="0" w:color="auto"/>
+              <w:left w:val="single" w:sz="4" w:space="0" w:color="auto"/>
+              <w:bottom w:val="single" w:sz="4" w:space="0" w:color="auto"/>
+              <w:right w:val="single" w:sz="4" w:space="0" w:color="auto"/>
+            </w:tcBorders>
+            <w:hideMark/>
+          </w:tcPr>
+          <w:p>
+            <w:pPr>
+              <w:jc w:val="center"/>
+              <w:rPr>
+                <w:rFonts w:ascii="Times New Roman" w:hAnsi="Times New Roman" w:cs="Times New Roman"/>
+                <w:sz w:val="26"/>
+                <w:szCs w:val="26"/>
+                <w:lang w:val="en-US"/>
+              </w:rPr>
+            </w:pPr>
+            <w:r>
+              <w:rPr>
+                <w:rFonts w:ascii="Times New Roman" w:hAnsi="Times New Roman" w:cs="Times New Roman"/>
+                <w:sz w:val="26"/>
+                <w:szCs w:val="26"/>
+                <w:lang w:val="en-US"/>
+              </w:rPr>
+              <w:t xml:space="preserve">Windows </w:t>
+            </w:r>
+            <w:r>
+              <w:rPr>
+                <w:rFonts w:ascii="Times New Roman" w:hAnsi="Times New Roman" w:cs="Times New Roman"/>
+                <w:sz w:val="26"/>
+                <w:szCs w:val="26"/>
+                <w:lang w:val="en-US"/>
+              </w:rPr>
+              <w:t>7</w:t>
+            </w:r>
+          </w:p>
+        </w:tc>
+        <w:tc>
+          <w:tcPr>
+            <w:tcW w:w="1628" w:type="dxa"/>
+            <w:tcBorders>
+              <w:top w:val="single" w:sz="4" w:space="0" w:color="auto"/>
+              <w:left w:val="single" w:sz="4" w:space="0" w:color="auto"/>
+              <w:bottom w:val="single" w:sz="4" w:space="0" w:color="auto"/>
+              <w:right w:val="single" w:sz="4" w:space="0" w:color="auto"/>
+            </w:tcBorders>
+            <w:hideMark/>
+          </w:tcPr>
+          <w:p>
+            <w:pPr>
+              <w:jc w:val="center"/>
+              <w:rPr>
+                <w:rFonts w:ascii="Times New Roman" w:hAnsi="Times New Roman" w:cs="Times New Roman"/>
+                <w:sz w:val="26"/>
+                <w:szCs w:val="26"/>
+                <w:lang w:val="en-US"/>
+              </w:rPr>
+            </w:pPr>
+          </w:p>
+        </w:tc>
+        <w:tc>
+          <w:tcPr>
+            <w:tcW w:w="3044" w:type="dxa"/>
+            <w:tcBorders>
+              <w:top w:val="single" w:sz="4" w:space="0" w:color="auto"/>
+              <w:left w:val="single" w:sz="4" w:space="0" w:color="auto"/>
+              <w:bottom w:val="single" w:sz="4" w:space="0" w:color="auto"/>
+              <w:right w:val="single" w:sz="4" w:space="0" w:color="auto"/>
+            </w:tcBorders>
+            <w:hideMark/>
+          </w:tcPr>
+          <w:p>
+            <w:pPr>
+              <w:jc w:val="center"/>
+              <w:rPr>
+                <w:rFonts w:ascii="Times New Roman" w:hAnsi="Times New Roman" w:cs="Times New Roman"/>
+                <w:sz w:val="24"/>
+                <w:szCs w:val="24"/>
+                <w:lang w:val="en-US"/>
+              </w:rPr>
+            </w:pPr>
+            <w:proofErr w:type="gramStart"/>
+            <w:r>
+              <w:rPr>
+                <w:rFonts w:ascii="Times New Roman" w:hAnsi="Times New Roman" w:cs="Times New Roman"/>
+                <w:sz w:val="24"/>
+                <w:szCs w:val="24"/>
+                <w:lang w:val="en-US" w:eastAsia="ru-RU"/>
+              </w:rPr>
+              <w:t>MSS(</w:t>
+            </w:r>
+            <w:proofErr w:type="gramEnd"/>
+            <w:r>
+              <w:rPr>
+                <w:rFonts w:ascii="Times New Roman" w:hAnsi="Times New Roman" w:cs="Times New Roman"/>
+                <w:sz w:val="24"/>
+                <w:szCs w:val="24"/>
+                <w:lang w:val="en-US" w:eastAsia="ru-RU"/>
+              </w:rPr>
+              <w:t>1460), SACK, Timestamps, NOP, Window Scale  8</w:t>
+            </w:r>
+          </w:p>
+        </w:tc>
+        <w:tc>
+          <w:tcPr>
+            <w:tcW w:w="2337" w:type="dxa"/>
+            <w:tcBorders>
+              <w:top w:val="single" w:sz="4" w:space="0" w:color="auto"/>
+              <w:left w:val="single" w:sz="4" w:space="0" w:color="auto"/>
+              <w:bottom w:val="single" w:sz="4" w:space="0" w:color="auto"/>
+              <w:right w:val="single" w:sz="4" w:space="0" w:color="auto"/>
+            </w:tcBorders>
+            <w:hideMark/>
+          </w:tcPr>
+          <w:p>
+            <w:pPr>
+              <w:jc w:val="center"/>
+              <w:rPr>
+                <w:rFonts w:ascii="Times New Roman" w:hAnsi="Times New Roman" w:cs="Times New Roman"/>
+                <w:sz w:val="26"/>
+                <w:szCs w:val="26"/>
+                <w:lang w:val="en-US"/>
+              </w:rPr>
+            </w:pPr>
+            <w:r>
+              <w:rPr>
+                <w:rFonts w:ascii="Times New Roman" w:hAnsi="Times New Roman" w:cs="Times New Roman"/>
+                <w:sz w:val="26"/>
+                <w:szCs w:val="26"/>
+              </w:rPr>
+              <w:t>65535 * 256 = 16 776 960</w:t>
+            </w:r>
+          </w:p>
+        </w:tc>
+      </w:tr>
+      <w:tr>
+        <w:tc>
+          <w:tcPr>
+            <w:tcW w:w="2336" w:type="dxa"/>
+            <w:tcBorders>
+              <w:top w:val="single" w:sz="4" w:space="0" w:color="auto"/>
+              <w:left w:val="single" w:sz="4" w:space="0" w:color="auto"/>
+              <w:bottom w:val="single" w:sz="4" w:space="0" w:color="auto"/>
+              <w:right w:val="single" w:sz="4" w:space="0" w:color="auto"/>
+            </w:tcBorders>
+            <w:hideMark/>
+          </w:tcPr>
+          <w:p>
+            <w:pPr>
+              <w:jc w:val="center"/>
+              <w:rPr>
+                <w:rFonts w:ascii="Times New Roman" w:hAnsi="Times New Roman" w:cs="Times New Roman"/>
+                <w:sz w:val="26"/>
+                <w:szCs w:val="26"/>
+                <w:lang w:val="en-US"/>
+              </w:rPr>
+            </w:pPr>
+            <w:r>
+              <w:rPr>
+                <w:rFonts w:ascii="Times New Roman" w:hAnsi="Times New Roman" w:cs="Times New Roman"/>
+                <w:sz w:val="26"/>
+                <w:szCs w:val="26"/>
+                <w:lang w:val="en-US"/>
+              </w:rPr>
+              <w:t xml:space="preserve">Windows </w:t>
+            </w:r>
+            <w:r>
+              <w:rPr>
+                <w:rFonts w:ascii="Times New Roman" w:hAnsi="Times New Roman" w:cs="Times New Roman"/>
+                <w:sz w:val="26"/>
+                <w:szCs w:val="26"/>
+                <w:lang w:val="en-US"/>
+              </w:rPr>
+              <w:t>8</w:t>
+            </w:r>
+          </w:p>
+        </w:tc>
+        <w:tc>
+          <w:tcPr>
+            <w:tcW w:w="1628" w:type="dxa"/>
+            <w:tcBorders>
+              <w:top w:val="single" w:sz="4" w:space="0" w:color="auto"/>
+              <w:left w:val="single" w:sz="4" w:space="0" w:color="auto"/>
+              <w:bottom w:val="single" w:sz="4" w:space="0" w:color="auto"/>
+              <w:right w:val="single" w:sz="4" w:space="0" w:color="auto"/>
+            </w:tcBorders>
+            <w:hideMark/>
+          </w:tcPr>
+          <w:p>
+            <w:pPr>
+              <w:jc w:val="center"/>
+              <w:rPr>
+                <w:rFonts w:ascii="Times New Roman" w:hAnsi="Times New Roman" w:cs="Times New Roman"/>
+                <w:sz w:val="26"/>
+                <w:szCs w:val="26"/>
+                <w:lang w:val="en-US"/>
+              </w:rPr>
+            </w:pPr>
+          </w:p>
+        </w:tc>
+        <w:tc>
+          <w:tcPr>
+            <w:tcW w:w="3044" w:type="dxa"/>
+            <w:tcBorders>
+              <w:top w:val="single" w:sz="4" w:space="0" w:color="auto"/>
+              <w:left w:val="single" w:sz="4" w:space="0" w:color="auto"/>
+              <w:bottom w:val="single" w:sz="4" w:space="0" w:color="auto"/>
+              <w:right w:val="single" w:sz="4" w:space="0" w:color="auto"/>
+            </w:tcBorders>
+            <w:hideMark/>
+          </w:tcPr>
+          <w:p>
+            <w:pPr>
+              <w:jc w:val="center"/>
+              <w:rPr>
+                <w:rFonts w:ascii="Times New Roman" w:hAnsi="Times New Roman" w:cs="Times New Roman"/>
+                <w:sz w:val="24"/>
+                <w:szCs w:val="24"/>
+                <w:lang w:val="en-US"/>
+              </w:rPr>
+            </w:pPr>
+            <w:proofErr w:type="gramStart"/>
+            <w:r>
+              <w:rPr>
+                <w:rFonts w:ascii="Times New Roman" w:hAnsi="Times New Roman" w:cs="Times New Roman"/>
+                <w:sz w:val="24"/>
+                <w:szCs w:val="24"/>
+                <w:lang w:val="en-US" w:eastAsia="ru-RU"/>
+              </w:rPr>
+              <w:t>MSS(</w:t>
+            </w:r>
+            <w:proofErr w:type="gramEnd"/>
+            <w:r>
+              <w:rPr>
+                <w:rFonts w:ascii="Times New Roman" w:hAnsi="Times New Roman" w:cs="Times New Roman"/>
+                <w:sz w:val="24"/>
+                <w:szCs w:val="24"/>
+                <w:lang w:val="en-US" w:eastAsia="ru-RU"/>
+              </w:rPr>
+              <w:t>1460), SACK, Timestamps, NOP, Window Scale  7</w:t>
+            </w:r>
+          </w:p>
+        </w:tc>
+        <w:tc>
+          <w:tcPr>
+            <w:tcW w:w="2337" w:type="dxa"/>
+            <w:tcBorders>
+              <w:top w:val="single" w:sz="4" w:space="0" w:color="auto"/>
+              <w:left w:val="single" w:sz="4" w:space="0" w:color="auto"/>
+              <w:bottom w:val="single" w:sz="4" w:space="0" w:color="auto"/>
+              <w:right w:val="single" w:sz="4" w:space="0" w:color="auto"/>
+            </w:tcBorders>
+            <w:hideMark/>
+          </w:tcPr>
+          <w:p>
+            <w:pPr>
+              <w:jc w:val="center"/>
+              <w:rPr>
+                <w:rFonts w:ascii="Times New Roman" w:hAnsi="Times New Roman" w:cs="Times New Roman"/>
+                <w:sz w:val="26"/>
+                <w:szCs w:val="26"/>
+              </w:rPr>
+            </w:pPr>
+            <w:r>
+              <w:rPr>
+                <w:rFonts w:ascii="Times New Roman" w:hAnsi="Times New Roman" w:cs="Times New Roman"/>
+                <w:sz w:val="26"/>
+                <w:szCs w:val="26"/>
+              </w:rPr>
+              <w:t xml:space="preserve">65535 * 128 = </w:t>
+            </w:r>
+          </w:p>
+          <w:p>
+            <w:pPr>
+              <w:jc w:val="center"/>
+              <w:rPr>
+                <w:rFonts w:ascii="Times New Roman" w:hAnsi="Times New Roman" w:cs="Times New Roman"/>
+                <w:sz w:val="26"/>
+                <w:szCs w:val="26"/>
+                <w:lang w:val="en-US"/>
+              </w:rPr>
+            </w:pPr>
+            <w:r>
+              <w:rPr>
+                <w:rFonts w:ascii="Times New Roman" w:hAnsi="Times New Roman" w:cs="Times New Roman"/>
+                <w:sz w:val="26"/>
+                <w:szCs w:val="26"/>
+              </w:rPr>
+              <w:t>8 388 480</w:t>
+            </w:r>
+          </w:p>
+        </w:tc>
+      </w:tr>
+    </w:tbl>
     <w:p>
       <w:pPr>
         <w:pStyle w:val="a3"/>
@@ -1584,6 +2570,31 @@
       <w:lang w:eastAsia="ru-RU"/>
     </w:rPr>
   </w:style>
+  <w:style w:type="table" w:styleId="a5">
+    <w:name w:val="Table Grid"/>
+    <w:basedOn w:val="a1"/>
+    <w:uiPriority w:val="39"/>
+    <w:rsid w:val="005D0240"/>
+    <w:pPr>
+      <w:spacing w:after="0" w:line="240" w:lineRule="auto"/>
+    </w:pPr>
+    <w:rPr>
+      <w:rFonts w:eastAsiaTheme="minorEastAsia"/>
+      <w:szCs w:val="20"/>
+      <w:lang w:eastAsia="zh-CN" w:bidi="hi-IN"/>
+    </w:rPr>
+    <w:tblPr>
+      <w:tblInd w:w="0" w:type="nil"/>
+      <w:tblBorders>
+        <w:top w:val="single" w:sz="4" w:space="0" w:color="auto"/>
+        <w:left w:val="single" w:sz="4" w:space="0" w:color="auto"/>
+        <w:bottom w:val="single" w:sz="4" w:space="0" w:color="auto"/>
+        <w:right w:val="single" w:sz="4" w:space="0" w:color="auto"/>
+        <w:insideH w:val="single" w:sz="4" w:space="0" w:color="auto"/>
+        <w:insideV w:val="single" w:sz="4" w:space="0" w:color="auto"/>
+      </w:tblBorders>
+    </w:tblPr>
+  </w:style>
 </w:styles>
 </file>
 
